--- a/Xceed.Words.NET.Examples/Samples/CheckBox/Resources/DocumentWithCheckBoxes.docx
+++ b/Xceed.Words.NET.Examples/Samples/CheckBox/Resources/DocumentWithCheckBoxes.docx
@@ -1,6 +1,6 @@
 
 <file path=word/document.xml><?xml version="1.0" encoding="utf-8"?>
-<w:document xmlns:wpc="http://schemas.microsoft.com/office/word/2010/wordprocessingCanvas" xmlns:cx="http://schemas.microsoft.com/office/drawing/2014/chartex" xmlns:cx1="http://schemas.microsoft.com/office/drawing/2015/9/8/chartex" xmlns:cx2="http://schemas.microsoft.com/office/drawing/2015/10/21/chartex" xmlns:cx3="http://schemas.microsoft.com/office/drawing/2016/5/9/chartex" xmlns:cx4="http://schemas.microsoft.com/office/drawing/2016/5/10/chartex" xmlns:cx5="http://schemas.microsoft.com/office/drawing/2016/5/11/chartex" xmlns:cx6="http://schemas.microsoft.com/office/drawing/2016/5/12/chartex" xmlns:cx7="http://schemas.microsoft.com/office/drawing/2016/5/13/chartex" xmlns:cx8="http://schemas.microsoft.com/office/drawing/2016/5/14/chartex" xmlns:mc="http://schemas.openxmlformats.org/markup-compatibility/2006" xmlns:aink="http://schemas.microsoft.com/office/drawing/2016/ink" xmlns:am3d="http://schemas.microsoft.com/office/drawing/2017/model3d" xmlns:o="urn:schemas-microsoft-com:office:office" xmlns:r="http://schemas.openxmlformats.org/officeDocument/2006/relationships" xmlns:m="http://schemas.openxmlformats.org/officeDocument/2006/math" xmlns:v="urn:schemas-microsoft-com:vml" xmlns:wp14="http://schemas.microsoft.com/office/word/2010/wordprocessingDrawing" xmlns:wp="http://schemas.openxmlformats.org/drawingml/2006/wordprocessingDrawing" xmlns:w10="urn:schemas-microsoft-com:office:word" xmlns:w="http://schemas.openxmlformats.org/wordprocessingml/2006/main" xmlns:w14="http://schemas.microsoft.com/office/word/2010/wordml" xmlns:w15="http://schemas.microsoft.com/office/word/2012/wordml" xmlns:w16cid="http://schemas.microsoft.com/office/word/2016/wordml/cid" xmlns:w16se="http://schemas.microsoft.com/office/word/2015/wordml/symex" xmlns:wpg="http://schemas.microsoft.com/office/word/2010/wordprocessingGroup" xmlns:wpi="http://schemas.microsoft.com/office/word/2010/wordprocessingInk" xmlns:wne="http://schemas.microsoft.com/office/word/2006/wordml" xmlns:wps="http://schemas.microsoft.com/office/word/2010/wordprocessingShape" mc:Ignorable="w14 w15 w16se w16cid wp14">
+<w:document xmlns:wpc="http://schemas.microsoft.com/office/word/2010/wordprocessingCanvas" xmlns:cx="http://schemas.microsoft.com/office/drawing/2014/chartex" xmlns:cx1="http://schemas.microsoft.com/office/drawing/2015/9/8/chartex" xmlns:cx2="http://schemas.microsoft.com/office/drawing/2015/10/21/chartex" xmlns:cx3="http://schemas.microsoft.com/office/drawing/2016/5/9/chartex" xmlns:cx4="http://schemas.microsoft.com/office/drawing/2016/5/10/chartex" xmlns:cx5="http://schemas.microsoft.com/office/drawing/2016/5/11/chartex" xmlns:cx6="http://schemas.microsoft.com/office/drawing/2016/5/12/chartex" xmlns:cx7="http://schemas.microsoft.com/office/drawing/2016/5/13/chartex" xmlns:cx8="http://schemas.microsoft.com/office/drawing/2016/5/14/chartex" xmlns:mc="http://schemas.openxmlformats.org/markup-compatibility/2006" xmlns:aink="http://schemas.microsoft.com/office/drawing/2016/ink" xmlns:am3d="http://schemas.microsoft.com/office/drawing/2017/model3d" xmlns:o="urn:schemas-microsoft-com:office:office" xmlns:oel="http://schemas.microsoft.com/office/2019/extlst" xmlns:r="http://schemas.openxmlformats.org/officeDocument/2006/relationships" xmlns:m="http://schemas.openxmlformats.org/officeDocument/2006/math" xmlns:v="urn:schemas-microsoft-com:vml" xmlns:wp14="http://schemas.microsoft.com/office/word/2010/wordprocessingDrawing" xmlns:wp="http://schemas.openxmlformats.org/drawingml/2006/wordprocessingDrawing" xmlns:w10="urn:schemas-microsoft-com:office:word" xmlns:w="http://schemas.openxmlformats.org/wordprocessingml/2006/main" xmlns:w14="http://schemas.microsoft.com/office/word/2010/wordml" xmlns:w15="http://schemas.microsoft.com/office/word/2012/wordml" xmlns:w16cex="http://schemas.microsoft.com/office/word/2018/wordml/cex" xmlns:w16cid="http://schemas.microsoft.com/office/word/2016/wordml/cid" xmlns:w16="http://schemas.microsoft.com/office/word/2018/wordml" xmlns:w16du="http://schemas.microsoft.com/office/word/2023/wordml/word16du" xmlns:w16sdtdh="http://schemas.microsoft.com/office/word/2020/wordml/sdtdatahash" xmlns:w16sdtfl="http://schemas.microsoft.com/office/word/2024/wordml/sdtformatlock" xmlns:w16se="http://schemas.microsoft.com/office/word/2015/wordml/symex" xmlns:wpg="http://schemas.microsoft.com/office/word/2010/wordprocessingGroup" xmlns:wpi="http://schemas.microsoft.com/office/word/2010/wordprocessingInk" xmlns:wne="http://schemas.microsoft.com/office/word/2006/wordml" xmlns:wps="http://schemas.microsoft.com/office/word/2010/wordprocessingShape" mc:Ignorable="w14 w15 w16se w16cid w16 w16cex w16sdtdh w16sdtfl w16du wp14">
   <w:body>
     <w:p>
       <w:pPr>
@@ -189,7 +189,7 @@
           </w:rPr>
           <w:id w:val="-725989545"/>
           <w14:checkbox>
-            <w14:checked w14:val="0"/>
+            <w14:checked w14:val="1"/>
             <w14:checkedState w14:val="2612" w14:font="MS Gothic"/>
             <w14:uncheckedState w14:val="2610" w14:font="MS Gothic"/>
           </w14:checkbox>
@@ -200,7 +200,7 @@
               <w:rFonts w:ascii="MS Gothic" w:eastAsia="MS Gothic" w:hAnsi="MS Gothic" w:hint="eastAsia"/>
               <w:lang w:val="en-CA"/>
             </w:rPr>
-            <w:t>☐</w:t>
+            <w:t>☒</w:t>
           </w:r>
         </w:sdtContent>
       </w:sdt>
@@ -260,6 +260,8 @@
           <w:rPr>
             <w:lang w:val="en-CA"/>
           </w:rPr>
+          <w:alias w:val="Third CheckBox"/>
+          <w:tag w:val="ThirdCheckBox"/>
           <w:id w:val="-1823421995"/>
           <w14:checkbox>
             <w14:checked w14:val="0"/>
@@ -285,7 +287,6 @@
         </w:rPr>
       </w:pPr>
       <w:bookmarkStart w:id="3" w:name="Understand_rules"/>
-      <w:bookmarkStart w:id="4" w:name="_GoBack"/>
       <w:bookmarkEnd w:id="2"/>
       <w:r>
         <w:rPr>
@@ -334,9 +335,11 @@
           <w:rPr>
             <w:lang w:val="en-CA"/>
           </w:rPr>
+          <w:alias w:val="Forth CheckBox"/>
+          <w:tag w:val="Forth CheckBox"/>
           <w:id w:val="-1516920576"/>
           <w14:checkbox>
-            <w14:checked w14:val="1"/>
+            <w14:checked w14:val="0"/>
             <w14:checkedState w14:val="2612" w14:font="MS Gothic"/>
             <w14:uncheckedState w14:val="2610" w14:font="MS Gothic"/>
           </w14:checkbox>
@@ -347,12 +350,11 @@
               <w:rFonts w:ascii="MS Gothic" w:eastAsia="MS Gothic" w:hAnsi="MS Gothic" w:hint="eastAsia"/>
               <w:lang w:val="en-CA"/>
             </w:rPr>
-            <w:t>☒</w:t>
+            <w:t>☐</w:t>
           </w:r>
         </w:sdtContent>
       </w:sdt>
       <w:bookmarkEnd w:id="3"/>
-      <w:bookmarkEnd w:id="4"/>
     </w:p>
     <w:sectPr>
       <w:pgSz w:w="12240" w:h="15840"/>
@@ -365,7 +367,7 @@
 </file>
 
 <file path=word/styles.xml><?xml version="1.0" encoding="utf-8"?>
-<w:styles xmlns:mc="http://schemas.openxmlformats.org/markup-compatibility/2006" xmlns:r="http://schemas.openxmlformats.org/officeDocument/2006/relationships" xmlns:w="http://schemas.openxmlformats.org/wordprocessingml/2006/main" xmlns:w14="http://schemas.microsoft.com/office/word/2010/wordml" xmlns:w15="http://schemas.microsoft.com/office/word/2012/wordml" xmlns:w16cid="http://schemas.microsoft.com/office/word/2016/wordml/cid" xmlns:w16se="http://schemas.microsoft.com/office/word/2015/wordml/symex" mc:Ignorable="w14 w15 w16se w16cid">
+<w:styles xmlns:mc="http://schemas.openxmlformats.org/markup-compatibility/2006" xmlns:r="http://schemas.openxmlformats.org/officeDocument/2006/relationships" xmlns:w="http://schemas.openxmlformats.org/wordprocessingml/2006/main" xmlns:w14="http://schemas.microsoft.com/office/word/2010/wordml" xmlns:w15="http://schemas.microsoft.com/office/word/2012/wordml" xmlns:w16cex="http://schemas.microsoft.com/office/word/2018/wordml/cex" xmlns:w16cid="http://schemas.microsoft.com/office/word/2016/wordml/cid" xmlns:w16="http://schemas.microsoft.com/office/word/2018/wordml" xmlns:w16du="http://schemas.microsoft.com/office/word/2023/wordml/word16du" xmlns:w16sdtdh="http://schemas.microsoft.com/office/word/2020/wordml/sdtdatahash" xmlns:w16sdtfl="http://schemas.microsoft.com/office/word/2024/wordml/sdtformatlock" xmlns:w16se="http://schemas.microsoft.com/office/word/2015/wordml/symex" mc:Ignorable="w14 w15 w16se w16cid w16 w16cex w16sdtdh w16sdtfl w16du">
   <w:docDefaults>
     <w:rPrDefault>
       <w:rPr>
@@ -381,7 +383,7 @@
       </w:pPr>
     </w:pPrDefault>
   </w:docDefaults>
-  <w:latentStyles w:defLockedState="0" w:defUIPriority="99" w:defSemiHidden="0" w:defUnhideWhenUsed="0" w:defQFormat="0" w:count="377">
+  <w:latentStyles w:defLockedState="0" w:defUIPriority="99" w:defSemiHidden="0" w:defUnhideWhenUsed="0" w:defQFormat="0" w:count="376">
     <w:lsdException w:name="Normal" w:uiPriority="0" w:qFormat="1"/>
     <w:lsdException w:name="heading 1" w:uiPriority="9" w:qFormat="1"/>
     <w:lsdException w:name="heading 2" w:semiHidden="1" w:uiPriority="9" w:unhideWhenUsed="1" w:qFormat="1"/>
@@ -758,7 +760,6 @@
     <w:lsdException w:name="Hashtag" w:semiHidden="1" w:unhideWhenUsed="1"/>
     <w:lsdException w:name="Unresolved Mention" w:semiHidden="1" w:unhideWhenUsed="1"/>
     <w:lsdException w:name="Smart Link" w:semiHidden="1" w:unhideWhenUsed="1"/>
-    <w:lsdException w:name="Smart Link Error" w:semiHidden="1" w:unhideWhenUsed="1"/>
   </w:latentStyles>
   <w:style w:type="paragraph" w:default="1" w:styleId="Normal">
     <w:name w:val="Normal"/>
